--- a/Informe_Proyecto_Final_Asignacion_Vuelos_Gates.docx
+++ b/Informe_Proyecto_Final_Asignacion_Vuelos_Gates.docx
@@ -1548,12 +1548,12 @@
           <wp:inline distB="0" distT="0" distL="114300" distR="114300">
             <wp:extent cx="5212080" cy="4154183"/>
             <wp:effectExtent b="0" l="0" r="0" t="0"/>
-            <wp:docPr id="1016" name="image3.jpg"/>
+            <wp:docPr id="1016" name="image2.jpg"/>
             <a:graphic>
               <a:graphicData uri="http://schemas.openxmlformats.org/drawingml/2006/picture">
                 <pic:pic>
                   <pic:nvPicPr>
-                    <pic:cNvPr id="0" name="image3.jpg"/>
+                    <pic:cNvPr id="0" name="image2.jpg"/>
                     <pic:cNvPicPr preferRelativeResize="0"/>
                   </pic:nvPicPr>
                   <pic:blipFill>
@@ -2404,7 +2404,7 @@
       </w:pPr>
       <w:sdt>
         <w:sdtPr>
-          <w:id w:val="550173573"/>
+          <w:id w:val="1593078826"/>
           <w:tag w:val="goog_rdk_0"/>
         </w:sdtPr>
         <w:sdtContent>
@@ -9568,12 +9568,12 @@
           <wp:inline distB="0" distT="0" distL="114300" distR="114300">
             <wp:extent cx="5989320" cy="2345346"/>
             <wp:effectExtent b="0" l="0" r="0" t="0"/>
-            <wp:docPr id="1017" name="image2.png"/>
+            <wp:docPr id="1017" name="image3.png"/>
             <a:graphic>
               <a:graphicData uri="http://schemas.openxmlformats.org/drawingml/2006/picture">
                 <pic:pic>
                   <pic:nvPicPr>
-                    <pic:cNvPr id="0" name="image2.png"/>
+                    <pic:cNvPr id="0" name="image3.png"/>
                     <pic:cNvPicPr preferRelativeResize="0"/>
                   </pic:nvPicPr>
                   <pic:blipFill>
@@ -14750,12 +14750,12 @@
           <wp:inline distB="0" distT="0" distL="114300" distR="114300">
             <wp:extent cx="5303520" cy="3614753"/>
             <wp:effectExtent b="0" l="0" r="0" t="0"/>
-            <wp:docPr id="1019" name="image4.png"/>
+            <wp:docPr id="1019" name="image6.png"/>
             <a:graphic>
               <a:graphicData uri="http://schemas.openxmlformats.org/drawingml/2006/picture">
                 <pic:pic>
                   <pic:nvPicPr>
-                    <pic:cNvPr id="0" name="image4.png"/>
+                    <pic:cNvPr id="0" name="image6.png"/>
                     <pic:cNvPicPr preferRelativeResize="0"/>
                   </pic:nvPicPr>
                   <pic:blipFill>
@@ -14852,12 +14852,12 @@
           <wp:inline distB="0" distT="0" distL="114300" distR="114300">
             <wp:extent cx="5989320" cy="1757779"/>
             <wp:effectExtent b="0" l="0" r="0" t="0"/>
-            <wp:docPr id="1022" name="image6.png"/>
+            <wp:docPr id="1022" name="image4.png"/>
             <a:graphic>
               <a:graphicData uri="http://schemas.openxmlformats.org/drawingml/2006/picture">
                 <pic:pic>
                   <pic:nvPicPr>
-                    <pic:cNvPr id="0" name="image6.png"/>
+                    <pic:cNvPr id="0" name="image4.png"/>
                     <pic:cNvPicPr preferRelativeResize="0"/>
                   </pic:nvPicPr>
                   <pic:blipFill>
@@ -15714,12 +15714,11 @@
             </w:pPr>
             <w:r>
               <w:rPr>
-                <w:rFonts w:ascii="Times New Roman" w:cs="Times New Roman" w:eastAsia="Times New Roman" w:hAnsi="Times New Roman"/>
                 <w:sz w:val="17"/>
                 <w:szCs w:val="17"/>
                 <w:rtl w:val="0"/>
               </w:rPr>
-              <w:t xml:space="preserve">[Completar aporte específico.]</w:t>
+              <w:t xml:space="preserve">Diseño e implementación de la representación de individuos y de los operadores genéticos de cruzamiento y reparación para garantizar asignaciones válidas vuelo-Gate.</w:t>
             </w:r>
             <w:r>
               <w:rPr>
@@ -15780,12 +15779,11 @@
             </w:pPr>
             <w:r>
               <w:rPr>
-                <w:rFonts w:ascii="Times New Roman" w:cs="Times New Roman" w:eastAsia="Times New Roman" w:hAnsi="Times New Roman"/>
                 <w:sz w:val="17"/>
                 <w:szCs w:val="17"/>
                 <w:rtl w:val="0"/>
               </w:rPr>
-              <w:t xml:space="preserve">[Completar aporte específico.]</w:t>
+              <w:t xml:space="preserve">Diseño de los operadores de mutación, configuración del algoritmo genético monoobjetivo y apoyo en la experimentación de tasas de mutación y operadores.</w:t>
             </w:r>
             <w:r>
               <w:rPr>
@@ -15846,12 +15844,83 @@
             </w:pPr>
             <w:r>
               <w:rPr>
-                <w:rFonts w:ascii="Times New Roman" w:cs="Times New Roman" w:eastAsia="Times New Roman" w:hAnsi="Times New Roman"/>
                 <w:sz w:val="17"/>
                 <w:szCs w:val="17"/>
                 <w:rtl w:val="0"/>
               </w:rPr>
-              <w:t xml:space="preserve">[Completar aporte específico.]</w:t>
+              <w:t xml:space="preserve">Implementación y análisis del enfoque multiobjetivo con NSGA-II, diseño de métricas de evaluación, análisis estadístico de resultados y elaboración del informe final.</w:t>
+            </w:r>
+            <w:r>
+              <w:rPr>
+                <w:rtl w:val="0"/>
+              </w:rPr>
+            </w:r>
+          </w:p>
+        </w:tc>
+      </w:tr>
+      <w:tr>
+        <w:trPr>
+          <w:cantSplit w:val="0"/>
+          <w:tblHeader w:val="0"/>
+        </w:trPr>
+        <w:tc>
+          <w:tcPr>
+            <w:tcMar>
+              <w:top w:w="40.0" w:type="dxa"/>
+              <w:bottom w:w="40.0" w:type="dxa"/>
+            </w:tcMar>
+            <w:vAlign w:val="center"/>
+          </w:tcPr>
+          <w:p>
+            <w:pPr>
+              <w:spacing w:after="0" w:line="240" w:lineRule="auto"/>
+              <w:jc w:val="left"/>
+              <w:rPr>
+                <w:rFonts w:ascii="Times New Roman" w:cs="Times New Roman" w:eastAsia="Times New Roman" w:hAnsi="Times New Roman"/>
+                <w:sz w:val="17"/>
+                <w:szCs w:val="17"/>
+              </w:rPr>
+            </w:pPr>
+            <w:r>
+              <w:rPr>
+                <w:sz w:val="17"/>
+                <w:szCs w:val="17"/>
+                <w:rtl w:val="0"/>
+              </w:rPr>
+              <w:t xml:space="preserve">Eduardo Ruiz</w:t>
+            </w:r>
+            <w:r>
+              <w:rPr>
+                <w:rtl w:val="0"/>
+              </w:rPr>
+            </w:r>
+          </w:p>
+        </w:tc>
+        <w:tc>
+          <w:tcPr>
+            <w:tcMar>
+              <w:top w:w="40.0" w:type="dxa"/>
+              <w:bottom w:w="40.0" w:type="dxa"/>
+            </w:tcMar>
+            <w:vAlign w:val="center"/>
+          </w:tcPr>
+          <w:p>
+            <w:pPr>
+              <w:spacing w:after="0" w:line="240" w:lineRule="auto"/>
+              <w:jc w:val="center"/>
+              <w:rPr>
+                <w:rFonts w:ascii="Times New Roman" w:cs="Times New Roman" w:eastAsia="Times New Roman" w:hAnsi="Times New Roman"/>
+                <w:sz w:val="17"/>
+                <w:szCs w:val="17"/>
+              </w:rPr>
+            </w:pPr>
+            <w:r>
+              <w:rPr>
+                <w:sz w:val="17"/>
+                <w:szCs w:val="17"/>
+                <w:rtl w:val="0"/>
+              </w:rPr>
+              <w:t xml:space="preserve">Validación de la implementación, ejecución y revisión de experimentos, análisis de convergencia y factibilidad, elaboración de gráficos y revisión de resultados y conclusiones.</w:t>
             </w:r>
             <w:r>
               <w:rPr>
